--- a/lesson-5.docx
+++ b/lesson-5.docx
@@ -4,25 +4,127 @@
   <w:body>
     <w:p>
       <w:pPr>
-        <w:pStyle w:val="Heading2"/>
-      </w:pPr>
-      <w:proofErr w:type="spellStart"/>
-      <w:r>
-        <w:t>Сложности</w:t>
-      </w:r>
-      <w:proofErr w:type="spellEnd"/>
-      <w:r>
-        <w:t xml:space="preserve"> </w:t>
-      </w:r>
-      <w:proofErr w:type="spellStart"/>
-      <w:r>
-        <w:t>моделирования</w:t>
-      </w:r>
-      <w:proofErr w:type="spellEnd"/>
+        <w:rPr>
+          <w:lang w:val="ru-RU"/>
+        </w:rPr>
+      </w:pPr>
+      <w:r>
+        <w:rPr>
+          <w:lang w:val="ru-RU"/>
+        </w:rPr>
+        <w:t>#14 Проблемы философского моделирования реальности – это проблемы обыденного сознания, прикладного знания социума, которые были доведены до своего логического предела.</w:t>
+      </w:r>
     </w:p>
     <w:p>
       <w:pPr>
         <w:rPr>
+          <w:lang w:val="ru-RU"/>
+        </w:rPr>
+      </w:pPr>
+      <w:r>
+        <w:rPr>
+          <w:lang w:val="ru-RU"/>
+        </w:rPr>
+        <w:t xml:space="preserve">#15 </w:t>
+      </w:r>
+      <w:proofErr w:type="spellStart"/>
+      <w:r>
+        <w:rPr>
+          <w:lang w:val="ru-RU"/>
+        </w:rPr>
+        <w:t>Майевтика</w:t>
+      </w:r>
+      <w:proofErr w:type="spellEnd"/>
+      <w:r>
+        <w:rPr>
+          <w:lang w:val="ru-RU"/>
+        </w:rPr>
+        <w:t xml:space="preserve"> Сократа – это метод деконструкции прикладных знаний, самоочевидных положений здравого смысла с последующим переходом к философскому теоретическому знанию.</w:t>
+      </w:r>
+    </w:p>
+    <w:p>
+      <w:pPr>
+        <w:rPr>
+          <w:lang w:val="ru-RU"/>
+        </w:rPr>
+      </w:pPr>
+      <w:r>
+        <w:rPr>
+          <w:lang w:val="ru-RU"/>
+        </w:rPr>
+        <w:t xml:space="preserve">#16 Фундаментальная проблема человеческого знания, выявленная в результате применения </w:t>
+      </w:r>
+      <w:proofErr w:type="spellStart"/>
+      <w:r>
+        <w:rPr>
+          <w:lang w:val="ru-RU"/>
+        </w:rPr>
+        <w:t>майевтики</w:t>
+      </w:r>
+      <w:proofErr w:type="spellEnd"/>
+      <w:r>
+        <w:rPr>
+          <w:lang w:val="ru-RU"/>
+        </w:rPr>
+        <w:t>, – это парадокс "предельного основания": либо его нельзя обосновать, либо оно не будет "предельным".</w:t>
+      </w:r>
+    </w:p>
+    <w:p>
+      <w:pPr>
+        <w:rPr>
+          <w:lang w:val="ru-RU"/>
+        </w:rPr>
+      </w:pPr>
+      <w:r>
+        <w:rPr>
+          <w:lang w:val="ru-RU"/>
+        </w:rPr>
+        <w:t xml:space="preserve">#17 Предельное основание является недостижимым, но </w:t>
+      </w:r>
+      <w:r>
+        <w:rPr>
+          <w:lang w:val="ru-RU"/>
+        </w:rPr>
+        <w:t>оно (</w:t>
+      </w:r>
+      <w:r>
+        <w:rPr>
+          <w:lang w:val="ru-RU"/>
+        </w:rPr>
+        <w:t xml:space="preserve">и в этом отличие Сократа от софистов!) существует, поскольку в противном случае было бы невозможно само применение </w:t>
+      </w:r>
+      <w:proofErr w:type="spellStart"/>
+      <w:r>
+        <w:rPr>
+          <w:lang w:val="ru-RU"/>
+        </w:rPr>
+        <w:t>майевтики</w:t>
+      </w:r>
+      <w:proofErr w:type="spellEnd"/>
+      <w:r>
+        <w:rPr>
+          <w:lang w:val="ru-RU"/>
+        </w:rPr>
+        <w:t>.</w:t>
+      </w:r>
+    </w:p>
+    <w:p>
+      <w:pPr>
+        <w:pStyle w:val="Heading2"/>
+        <w:rPr>
+          <w:lang w:val="ru-RU"/>
+        </w:rPr>
+      </w:pPr>
+      <w:r>
+        <w:rPr>
+          <w:lang w:val="ru-RU"/>
+        </w:rPr>
+        <w:t>Сложности моделирования</w:t>
+      </w:r>
+    </w:p>
+    <w:p>
+      <w:pPr>
+        <w:rPr>
           <w:rFonts w:ascii="Times New Roman" w:hAnsi="Times New Roman" w:cs="Times New Roman"/>
           <w:sz w:val="24"/>
           <w:szCs w:val="24"/>
@@ -441,16 +543,7 @@
           <w:szCs w:val="24"/>
           <w:lang w:val="ru-RU"/>
         </w:rPr>
-        <w:t>раб</w:t>
-      </w:r>
-      <w:r>
-        <w:rPr>
-          <w:rFonts w:ascii="Times New Roman" w:hAnsi="Times New Roman" w:cs="Times New Roman"/>
-          <w:sz w:val="24"/>
-          <w:szCs w:val="24"/>
-          <w:lang w:val="ru-RU"/>
-        </w:rPr>
-        <w:t xml:space="preserve"> </w:t>
+        <w:t xml:space="preserve">раб </w:t>
       </w:r>
       <w:r>
         <w:rPr>
@@ -662,7 +755,17 @@
           <w:szCs w:val="24"/>
           <w:lang w:val="ru-RU"/>
         </w:rPr>
-        <w:t xml:space="preserve">он также является </w:t>
+        <w:t xml:space="preserve">он </w:t>
+      </w:r>
+      <w:r>
+        <w:rPr>
+          <w:rFonts w:ascii="Times New Roman" w:hAnsi="Times New Roman" w:cs="Times New Roman"/>
+          <w:sz w:val="24"/>
+          <w:szCs w:val="24"/>
+          <w:lang w:val="ru-RU"/>
+        </w:rPr>
+        <w:lastRenderedPageBreak/>
+        <w:t xml:space="preserve">также является </w:t>
       </w:r>
       <w:r>
         <w:rPr>
@@ -993,7 +1096,6 @@
         <w:rPr>
           <w:lang w:val="ru-RU"/>
         </w:rPr>
-        <w:lastRenderedPageBreak/>
         <w:t>Сократ уподоблял себя в этом с повивальной бабкой, помогающей рождению правды через повивальное искусство вопросов. Даже в этом (так как сравнивать себя с женщиной в его время было не очень уважаемо) прослеживается его ирония: он себя как бы принижает.</w:t>
       </w:r>
     </w:p>
@@ -1583,7 +1685,17 @@
           <w:szCs w:val="24"/>
           <w:lang w:val="ru-RU"/>
         </w:rPr>
-        <w:t xml:space="preserve"> это </w:t>
+        <w:t xml:space="preserve"> </w:t>
+      </w:r>
+      <w:r>
+        <w:rPr>
+          <w:rFonts w:ascii="Times New Roman" w:hAnsi="Times New Roman" w:cs="Times New Roman"/>
+          <w:sz w:val="24"/>
+          <w:szCs w:val="24"/>
+          <w:lang w:val="ru-RU"/>
+        </w:rPr>
+        <w:lastRenderedPageBreak/>
+        <w:t xml:space="preserve">это </w:t>
       </w:r>
       <w:proofErr w:type="spellStart"/>
       <w:r>
@@ -1756,7 +1868,6 @@
           <w:szCs w:val="24"/>
           <w:lang w:val="ru-RU"/>
         </w:rPr>
-        <w:lastRenderedPageBreak/>
         <w:t>Можно договариваться и находить компромиссы при личной встрече и задавание вопросов (не понял этот момент)</w:t>
       </w:r>
     </w:p>

--- a/lesson-5.docx
+++ b/lesson-5.docx
@@ -12,7 +12,16 @@
         <w:rPr>
           <w:lang w:val="ru-RU"/>
         </w:rPr>
-        <w:t>#14 Проблемы философского моделирования реальности – это проблемы обыденного сознания, прикладного знания социума, которые были доведены до своего логического предела.</w:t>
+        <w:t>#14</w:t>
+      </w:r>
+      <w:r>
+        <w:t>.</w:t>
+      </w:r>
+      <w:r>
+        <w:rPr>
+          <w:lang w:val="ru-RU"/>
+        </w:rPr>
+        <w:t xml:space="preserve"> Проблемы философского моделирования реальности – это проблемы обыденного сознания, прикладного знания социума, которые были доведены до своего логического предела.</w:t>
       </w:r>
     </w:p>
     <w:p>
@@ -25,21 +34,16 @@
         <w:rPr>
           <w:lang w:val="ru-RU"/>
         </w:rPr>
-        <w:t xml:space="preserve">#15 </w:t>
-      </w:r>
-      <w:proofErr w:type="spellStart"/>
-      <w:r>
-        <w:rPr>
-          <w:lang w:val="ru-RU"/>
-        </w:rPr>
-        <w:t>Майевтика</w:t>
-      </w:r>
-      <w:proofErr w:type="spellEnd"/>
-      <w:r>
-        <w:rPr>
-          <w:lang w:val="ru-RU"/>
-        </w:rPr>
-        <w:t xml:space="preserve"> Сократа – это метод деконструкции прикладных знаний, самоочевидных положений здравого смысла с последующим переходом к философскому теоретическому знанию.</w:t>
+        <w:t>#15</w:t>
+      </w:r>
+      <w:r>
+        <w:t>.</w:t>
+      </w:r>
+      <w:r>
+        <w:rPr>
+          <w:lang w:val="ru-RU"/>
+        </w:rPr>
+        <w:t xml:space="preserve"> Майевтика Сократа – это метод деконструкции прикладных знаний, самоочевидных положений здравого смысла с последующим переходом к философскому теоретическому знанию.</w:t>
       </w:r>
     </w:p>
     <w:p>
@@ -52,21 +56,19 @@
         <w:rPr>
           <w:lang w:val="ru-RU"/>
         </w:rPr>
-        <w:t xml:space="preserve">#16 Фундаментальная проблема человеческого знания, выявленная в результате применения </w:t>
-      </w:r>
-      <w:proofErr w:type="spellStart"/>
-      <w:r>
-        <w:rPr>
-          <w:lang w:val="ru-RU"/>
-        </w:rPr>
-        <w:t>майевтики</w:t>
-      </w:r>
-      <w:proofErr w:type="spellEnd"/>
-      <w:r>
-        <w:rPr>
-          <w:lang w:val="ru-RU"/>
-        </w:rPr>
-        <w:t>, – это парадокс "предельного основания": либо его нельзя обосновать, либо оно не будет "предельным".</w:t>
+        <w:t>#16</w:t>
+      </w:r>
+      <w:r>
+        <w:rPr>
+          <w:lang w:val="ru-RU"/>
+        </w:rPr>
+        <w:t>.</w:t>
+      </w:r>
+      <w:r>
+        <w:rPr>
+          <w:lang w:val="ru-RU"/>
+        </w:rPr>
+        <w:t xml:space="preserve"> Фундаментальная проблема человеческого знания, выявленная в результате применения майевтики, – это парадокс "предельного основания": либо его нельзя обосновать, либо оно не будет "предельным".</w:t>
       </w:r>
     </w:p>
     <w:p>
@@ -79,7 +81,16 @@
         <w:rPr>
           <w:lang w:val="ru-RU"/>
         </w:rPr>
-        <w:t xml:space="preserve">#17 Предельное основание является недостижимым, но </w:t>
+        <w:t>#17</w:t>
+      </w:r>
+      <w:r>
+        <w:t>.</w:t>
+      </w:r>
+      <w:r>
+        <w:rPr>
+          <w:lang w:val="ru-RU"/>
+        </w:rPr>
+        <w:t xml:space="preserve"> Предельное основание является недостижимым, но </w:t>
       </w:r>
       <w:r>
         <w:rPr>
@@ -91,21 +102,7 @@
         <w:rPr>
           <w:lang w:val="ru-RU"/>
         </w:rPr>
-        <w:t xml:space="preserve">и в этом отличие Сократа от софистов!) существует, поскольку в противном случае было бы невозможно само применение </w:t>
-      </w:r>
-      <w:proofErr w:type="spellStart"/>
-      <w:r>
-        <w:rPr>
-          <w:lang w:val="ru-RU"/>
-        </w:rPr>
-        <w:t>майевтики</w:t>
-      </w:r>
-      <w:proofErr w:type="spellEnd"/>
-      <w:r>
-        <w:rPr>
-          <w:lang w:val="ru-RU"/>
-        </w:rPr>
-        <w:t>.</w:t>
+        <w:t>и в этом отличие Сократа от софистов!) существует, поскольку в противном случае было бы невозможно само применение майевтики.</w:t>
       </w:r>
     </w:p>
     <w:p>
@@ -176,27 +173,7 @@
           <w:szCs w:val="24"/>
           <w:lang w:val="ru-RU"/>
         </w:rPr>
-        <w:t xml:space="preserve">. Особенность такого моделирования — это </w:t>
-      </w:r>
-      <w:proofErr w:type="spellStart"/>
-      <w:r>
-        <w:rPr>
-          <w:rFonts w:ascii="Times New Roman" w:hAnsi="Times New Roman" w:cs="Times New Roman"/>
-          <w:sz w:val="24"/>
-          <w:szCs w:val="24"/>
-          <w:lang w:val="ru-RU"/>
-        </w:rPr>
-        <w:t>контринтуитивность</w:t>
-      </w:r>
-      <w:proofErr w:type="spellEnd"/>
-      <w:r>
-        <w:rPr>
-          <w:rFonts w:ascii="Times New Roman" w:hAnsi="Times New Roman" w:cs="Times New Roman"/>
-          <w:sz w:val="24"/>
-          <w:szCs w:val="24"/>
-          <w:lang w:val="ru-RU"/>
-        </w:rPr>
-        <w:t>.</w:t>
+        <w:t>. Особенность такого моделирования — это контринтуитивность.</w:t>
       </w:r>
       <w:r>
         <w:rPr>
@@ -288,27 +265,7 @@
           <w:szCs w:val="24"/>
           <w:lang w:val="ru-RU"/>
         </w:rPr>
-        <w:t xml:space="preserve">стремится отрицать </w:t>
-      </w:r>
-      <w:proofErr w:type="spellStart"/>
-      <w:r>
-        <w:rPr>
-          <w:rFonts w:ascii="Times New Roman" w:hAnsi="Times New Roman" w:cs="Times New Roman"/>
-          <w:sz w:val="24"/>
-          <w:szCs w:val="24"/>
-          <w:lang w:val="ru-RU"/>
-        </w:rPr>
-        <w:t>контринтуитивные</w:t>
-      </w:r>
-      <w:proofErr w:type="spellEnd"/>
-      <w:r>
-        <w:rPr>
-          <w:rFonts w:ascii="Times New Roman" w:hAnsi="Times New Roman" w:cs="Times New Roman"/>
-          <w:sz w:val="24"/>
-          <w:szCs w:val="24"/>
-          <w:lang w:val="ru-RU"/>
-        </w:rPr>
-        <w:t xml:space="preserve"> выводы.</w:t>
+        <w:t>стремится отрицать контринтуитивные выводы.</w:t>
       </w:r>
     </w:p>
     <w:p>
@@ -503,7 +460,6 @@
         </w:rPr>
         <w:t xml:space="preserve">как при игре на компьютере, а в частности — в состояние </w:t>
       </w:r>
-      <w:proofErr w:type="spellStart"/>
       <w:r>
         <w:rPr>
           <w:rFonts w:ascii="Times New Roman" w:hAnsi="Times New Roman" w:cs="Times New Roman"/>
@@ -526,7 +482,6 @@
         </w:rPr>
         <w:t>вдеймонии</w:t>
       </w:r>
-      <w:proofErr w:type="spellEnd"/>
       <w:r>
         <w:rPr>
           <w:rFonts w:ascii="Times New Roman" w:hAnsi="Times New Roman" w:cs="Times New Roman"/>
@@ -726,27 +681,7 @@
           <w:szCs w:val="24"/>
           <w:lang w:val="ru-RU"/>
         </w:rPr>
-        <w:t xml:space="preserve">н является вехой, ведь философов до него называют </w:t>
-      </w:r>
-      <w:proofErr w:type="spellStart"/>
-      <w:r>
-        <w:rPr>
-          <w:rFonts w:ascii="Times New Roman" w:hAnsi="Times New Roman" w:cs="Times New Roman"/>
-          <w:sz w:val="24"/>
-          <w:szCs w:val="24"/>
-          <w:lang w:val="ru-RU"/>
-        </w:rPr>
-        <w:t>досократиками</w:t>
-      </w:r>
-      <w:proofErr w:type="spellEnd"/>
-      <w:r>
-        <w:rPr>
-          <w:rFonts w:ascii="Times New Roman" w:hAnsi="Times New Roman" w:cs="Times New Roman"/>
-          <w:sz w:val="24"/>
-          <w:szCs w:val="24"/>
-          <w:lang w:val="ru-RU"/>
-        </w:rPr>
-        <w:t xml:space="preserve">; </w:t>
+        <w:t xml:space="preserve">н является вехой, ведь философов до него называют досократиками; </w:t>
       </w:r>
       <w:r>
         <w:rPr>
@@ -1040,29 +975,8 @@
           <w:szCs w:val="24"/>
           <w:lang w:val="ru-RU"/>
         </w:rPr>
-        <w:t xml:space="preserve">, реальности без наблюдателя и </w:t>
-      </w:r>
-      <w:proofErr w:type="spellStart"/>
-      <w:r>
-        <w:rPr>
-          <w:rFonts w:ascii="Times New Roman" w:hAnsi="Times New Roman" w:cs="Times New Roman"/>
-          <w:sz w:val="24"/>
-          <w:szCs w:val="24"/>
-          <w:lang w:val="ru-RU"/>
-        </w:rPr>
-        <w:t>тп</w:t>
-      </w:r>
-      <w:proofErr w:type="spellEnd"/>
-      <w:r>
-        <w:rPr>
-          <w:rFonts w:ascii="Times New Roman" w:hAnsi="Times New Roman" w:cs="Times New Roman"/>
-          <w:sz w:val="24"/>
-          <w:szCs w:val="24"/>
-          <w:lang w:val="ru-RU"/>
-        </w:rPr>
-        <w:t xml:space="preserve">; он играет на поле противника, разговаривая об обыденных вещах. Метод, которым он пользуется, называется </w:t>
-      </w:r>
-      <w:proofErr w:type="spellStart"/>
+        <w:t xml:space="preserve">, реальности без наблюдателя и тп; он играет на поле противника, разговаривая об обыденных вещах. Метод, которым он пользуется, называется </w:t>
+      </w:r>
       <w:r>
         <w:rPr>
           <w:rFonts w:ascii="Times New Roman" w:hAnsi="Times New Roman" w:cs="Times New Roman"/>
@@ -1074,7 +988,6 @@
         </w:rPr>
         <w:t>майевтикой</w:t>
       </w:r>
-      <w:proofErr w:type="spellEnd"/>
       <w:r>
         <w:rPr>
           <w:rFonts w:ascii="Times New Roman" w:hAnsi="Times New Roman" w:cs="Times New Roman"/>
@@ -1115,36 +1028,16 @@
           <w:szCs w:val="24"/>
           <w:lang w:val="ru-RU"/>
         </w:rPr>
-        <w:t xml:space="preserve">Своей </w:t>
-      </w:r>
-      <w:proofErr w:type="spellStart"/>
-      <w:r>
-        <w:rPr>
-          <w:rFonts w:ascii="Times New Roman" w:hAnsi="Times New Roman" w:cs="Times New Roman"/>
-          <w:sz w:val="24"/>
-          <w:szCs w:val="24"/>
-          <w:lang w:val="ru-RU"/>
-        </w:rPr>
-        <w:t>м</w:t>
-      </w:r>
-      <w:r>
-        <w:rPr>
-          <w:rFonts w:ascii="Times New Roman" w:hAnsi="Times New Roman" w:cs="Times New Roman"/>
-          <w:sz w:val="24"/>
-          <w:szCs w:val="24"/>
-          <w:lang w:val="ru-RU"/>
-        </w:rPr>
-        <w:t>айевтикой</w:t>
-      </w:r>
-      <w:proofErr w:type="spellEnd"/>
-      <w:r>
-        <w:rPr>
-          <w:rFonts w:ascii="Times New Roman" w:hAnsi="Times New Roman" w:cs="Times New Roman"/>
-          <w:sz w:val="24"/>
-          <w:szCs w:val="24"/>
-          <w:lang w:val="ru-RU"/>
-        </w:rPr>
-        <w:t xml:space="preserve"> </w:t>
+        <w:t>Своей м</w:t>
+      </w:r>
+      <w:r>
+        <w:rPr>
+          <w:rFonts w:ascii="Times New Roman" w:hAnsi="Times New Roman" w:cs="Times New Roman"/>
+          <w:sz w:val="24"/>
+          <w:szCs w:val="24"/>
+          <w:lang w:val="ru-RU"/>
+        </w:rPr>
+        <w:t xml:space="preserve">айевтикой </w:t>
       </w:r>
       <w:r>
         <w:rPr>
@@ -1182,27 +1075,7 @@
           <w:szCs w:val="24"/>
           <w:lang w:val="ru-RU"/>
         </w:rPr>
-        <w:t xml:space="preserve">? В процессе </w:t>
-      </w:r>
-      <w:proofErr w:type="spellStart"/>
-      <w:r>
-        <w:rPr>
-          <w:rFonts w:ascii="Times New Roman" w:hAnsi="Times New Roman" w:cs="Times New Roman"/>
-          <w:sz w:val="24"/>
-          <w:szCs w:val="24"/>
-          <w:lang w:val="ru-RU"/>
-        </w:rPr>
-        <w:t>майевтики</w:t>
-      </w:r>
-      <w:proofErr w:type="spellEnd"/>
-      <w:r>
-        <w:rPr>
-          <w:rFonts w:ascii="Times New Roman" w:hAnsi="Times New Roman" w:cs="Times New Roman"/>
-          <w:sz w:val="24"/>
-          <w:szCs w:val="24"/>
-          <w:lang w:val="ru-RU"/>
-        </w:rPr>
-        <w:t xml:space="preserve"> наступает момент, когда собеседник приходит к полному незнанию. Таким образом </w:t>
+        <w:t xml:space="preserve">? В процессе майевтики наступает момент, когда собеседник приходит к полному незнанию. Таким образом </w:t>
       </w:r>
       <w:r>
         <w:rPr>
@@ -1352,19 +1225,8 @@
           <w:szCs w:val="24"/>
           <w:lang w:val="ru-RU"/>
         </w:rPr>
-        <w:t xml:space="preserve">или в результате </w:t>
-      </w:r>
-      <w:proofErr w:type="spellStart"/>
-      <w:r>
-        <w:rPr>
-          <w:rFonts w:ascii="Times New Roman" w:hAnsi="Times New Roman" w:cs="Times New Roman"/>
-          <w:sz w:val="24"/>
-          <w:szCs w:val="24"/>
-          <w:lang w:val="ru-RU"/>
-        </w:rPr>
-        <w:t>майевтики</w:t>
-      </w:r>
-      <w:proofErr w:type="spellEnd"/>
+        <w:t>или в результате майевтики</w:t>
+      </w:r>
       <w:r>
         <w:rPr>
           <w:rFonts w:ascii="Times New Roman" w:hAnsi="Times New Roman" w:cs="Times New Roman"/>
@@ -1695,27 +1557,7 @@
           <w:lang w:val="ru-RU"/>
         </w:rPr>
         <w:lastRenderedPageBreak/>
-        <w:t xml:space="preserve">это </w:t>
-      </w:r>
-      <w:proofErr w:type="spellStart"/>
-      <w:r>
-        <w:rPr>
-          <w:rFonts w:ascii="Times New Roman" w:hAnsi="Times New Roman" w:cs="Times New Roman"/>
-          <w:sz w:val="24"/>
-          <w:szCs w:val="24"/>
-          <w:lang w:val="ru-RU"/>
-        </w:rPr>
-        <w:t>антифилософия</w:t>
-      </w:r>
-      <w:proofErr w:type="spellEnd"/>
-      <w:r>
-        <w:rPr>
-          <w:rFonts w:ascii="Times New Roman" w:hAnsi="Times New Roman" w:cs="Times New Roman"/>
-          <w:sz w:val="24"/>
-          <w:szCs w:val="24"/>
-          <w:lang w:val="ru-RU"/>
-        </w:rPr>
-        <w:t xml:space="preserve">. Логика софистов: если нет предельного основания, то способность ответить на любой вопрос зависит уже не от знания, но лишь от риторических способностей. Важно умение аргументации. Прав тот, кто может убедить в </w:t>
+        <w:t xml:space="preserve">это антифилософия. Логика софистов: если нет предельного основания, то способность ответить на любой вопрос зависит уже не от знания, но лишь от риторических способностей. Важно умение аргументации. Прав тот, кто может убедить в </w:t>
       </w:r>
       <w:r>
         <w:rPr>
@@ -1787,7 +1629,6 @@
         </w:rPr>
         <w:t xml:space="preserve">Если в процессе </w:t>
       </w:r>
-      <w:proofErr w:type="spellStart"/>
       <w:r>
         <w:rPr>
           <w:rFonts w:ascii="Times New Roman" w:hAnsi="Times New Roman" w:cs="Times New Roman"/>
@@ -1799,7 +1640,6 @@
         </w:rPr>
         <w:t>майевтики</w:t>
       </w:r>
-      <w:proofErr w:type="spellEnd"/>
       <w:r>
         <w:rPr>
           <w:rFonts w:ascii="Times New Roman" w:hAnsi="Times New Roman" w:cs="Times New Roman"/>
@@ -1969,7 +1809,6 @@
         </w:rPr>
         <w:t xml:space="preserve">демонстрирует непригодность общего знания: оно не работает также, как и в частных вопросах </w:t>
       </w:r>
-      <w:proofErr w:type="spellStart"/>
       <w:r>
         <w:rPr>
           <w:rFonts w:ascii="Times New Roman" w:hAnsi="Times New Roman" w:cs="Times New Roman"/>
@@ -1981,7 +1820,6 @@
         </w:rPr>
         <w:t>майевтики</w:t>
       </w:r>
-      <w:proofErr w:type="spellEnd"/>
       <w:r>
         <w:rPr>
           <w:rFonts w:ascii="Times New Roman" w:hAnsi="Times New Roman" w:cs="Times New Roman"/>
@@ -2124,7 +1962,6 @@
         </w:rPr>
         <w:t xml:space="preserve"> (аффект, у эллинов — </w:t>
       </w:r>
-      <w:proofErr w:type="spellStart"/>
       <w:r>
         <w:rPr>
           <w:rFonts w:ascii="Times New Roman" w:hAnsi="Times New Roman" w:cs="Times New Roman"/>
@@ -2136,7 +1973,6 @@
         </w:rPr>
         <w:t>эвдеймония</w:t>
       </w:r>
-      <w:proofErr w:type="spellEnd"/>
       <w:r>
         <w:rPr>
           <w:rFonts w:ascii="Times New Roman" w:hAnsi="Times New Roman" w:cs="Times New Roman"/>
